--- a/applications/Data_Engineering_General/Cover_Letter_Data_Engineering_Arunabha_Majumder.docx
+++ b/applications/Data_Engineering_General/Cover_Letter_Data_Engineering_Arunabha_Majumder.docx
@@ -99,7 +99,7 @@
           <w:b w:val="0"/>
           <w:i w:val="0"/>
         </w:rPr>
-        <w:t>A big part of my PhD has been getting good data out of real experiments. For my shoulder exoskeleton study, I used the Qualisys data acquisition system to record EMG from 16 participants across different assistance modes and loads. In a second study, I used Qualisys motion-capture cameras to track arm motion while people interacted with a 5-bar planar parallel robot, so we could quantify human arm impedance with 6 participants. Both datasets are behind two journal papers that are now under review.</w:t>
+        <w:t>A big part of my PhD has been getting good data out of real experiments. For my shoulder exoskeleton study, I used the Qualisys data acquisition system to record EMG from 12 participants across different assistance modes and loads. In a second study, I used Qualisys motion-capture cameras to track arm motion while people interacted with a 5-bar planar parallel robot, so we could quantify human arm impedance with 6 participants. To line up the two data streams, I built an Arduino-based trigger that synchronised the robot's motion with the Qualisys recording.</w:t>
       </w:r>
     </w:p>
     <w:p>

--- a/applications/Data_Engineering_General/Cover_Letter_Data_Engineering_Arunabha_Majumder.docx
+++ b/applications/Data_Engineering_General/Cover_Letter_Data_Engineering_Arunabha_Majumder.docx
@@ -99,7 +99,7 @@
           <w:b w:val="0"/>
           <w:i w:val="0"/>
         </w:rPr>
-        <w:t>A big part of my PhD has been getting good data out of real experiments. For my shoulder exoskeleton study, I used the Qualisys data acquisition system to record EMG from 12 participants across different assistance modes and loads. In a second study, I used Qualisys motion-capture cameras to track arm motion while people interacted with a 5-bar planar parallel robot, so we could quantify human arm impedance with 6 participants. To line up the two data streams, I built an Arduino-based trigger that synchronised the robot's motion with the Qualisys recording.</w:t>
+        <w:t>A big part of my PhD has been getting good data out of real experiments. For my shoulder exoskeleton study, I used the Qualisys data acquisition system to record EMG from 12 participants across different assistance modes and loads. In a second study, I used Qualisys motion-capture cameras to track arm motion while people interacted with a 5-bar planar parallel robot, so we could quantify human arm impedance with 6 participants. To line up the two data streams, I implemented an Arduino-based trigger that synchronised the robot's motion with the Qualisys recording.</w:t>
       </w:r>
     </w:p>
     <w:p>
